--- a/docs/[王梓健][2024150200]AI协作日志W7.docx
+++ b/docs/[王梓健][2024150200]AI协作日志W7.docx
@@ -1586,6 +1586,279 @@
     </w:p>
     <w:p>
       <w:pPr>
+        <w:keepNext w:val="0"/>
+        <w:keepLines w:val="0"/>
+        <w:pageBreakBefore w:val="0"/>
+        <w:widowControl/>
+        <w:kinsoku/>
+        <w:wordWrap/>
+        <w:overflowPunct/>
+        <w:topLinePunct w:val="0"/>
+        <w:autoSpaceDE/>
+        <w:autoSpaceDN/>
+        <w:bidi w:val="0"/>
+        <w:adjustRightInd/>
+        <w:snapToGrid/>
+        <w:spacing w:after="0" w:line="240" w:lineRule="auto"/>
+        <w:jc w:val="center"/>
+        <w:textAlignment w:val="auto"/>
+        <w:rPr>
+          <w:rFonts w:hint="eastAsia" w:eastAsia="宋体"/>
+          <w:lang w:eastAsia="zh-CN"/>
+        </w:rPr>
+      </w:pPr>
+      <w:r>
+        <w:rPr>
+          <w:rFonts w:hint="eastAsia"/>
+        </w:rPr>
+        <w:drawing>
+          <wp:inline xmlns:a="http://schemas.openxmlformats.org/drawingml/2006/main" xmlns:pic="http://schemas.openxmlformats.org/drawingml/2006/picture">
+            <wp:extent cx="5220000" cy="4254300"/>
+            <wp:docPr id="3" name="Picture 3"/>
+            <wp:cNvGraphicFramePr>
+              <a:graphicFrameLocks noChangeAspect="1"/>
+            </wp:cNvGraphicFramePr>
+            <a:graphic>
+              <a:graphicData uri="http://schemas.openxmlformats.org/drawingml/2006/picture">
+                <pic:pic>
+                  <pic:nvPicPr>
+                    <pic:cNvPr id="0" name="07-desktop-top.png"/>
+                    <pic:cNvPicPr/>
+                  </pic:nvPicPr>
+                  <pic:blipFill>
+                    <a:blip r:embed="rId11"/>
+                    <a:stretch>
+                      <a:fillRect/>
+                    </a:stretch>
+                  </pic:blipFill>
+                  <pic:spPr>
+                    <a:xfrm>
+                      <a:off x="0" y="0"/>
+                      <a:ext cx="5220000" cy="4254300"/>
+                    </a:xfrm>
+                    <a:prstGeom prst="rect"/>
+                  </pic:spPr>
+                </pic:pic>
+              </a:graphicData>
+            </a:graphic>
+          </wp:inline>
+        </w:drawing>
+      </w:r>
+    </w:p>
+    <w:p>
+      <w:pPr>
+        <w:keepNext w:val="0"/>
+        <w:keepLines w:val="0"/>
+        <w:pageBreakBefore w:val="0"/>
+        <w:widowControl/>
+        <w:kinsoku/>
+        <w:wordWrap/>
+        <w:overflowPunct/>
+        <w:topLinePunct w:val="0"/>
+        <w:autoSpaceDE/>
+        <w:autoSpaceDN/>
+        <w:bidi w:val="0"/>
+        <w:adjustRightInd/>
+        <w:snapToGrid/>
+        <w:spacing w:after="0" w:line="240" w:lineRule="auto"/>
+        <w:jc w:val="center"/>
+        <w:textAlignment w:val="auto"/>
+        <w:rPr>
+          <w:rFonts w:hint="eastAsia" w:eastAsia="宋体"/>
+          <w:lang w:eastAsia="zh-CN"/>
+        </w:rPr>
+      </w:pPr>
+      <w:r>
+        <w:rPr>
+          <w:rFonts w:hint="eastAsia"/>
+        </w:rPr>
+        <w:t xml:space="preserve">图 1　数据驱动重构后的页面（桌面 1000px 视口，截取页头与待办区块）：已完成项显示删除线与灰色文字，底部实时统计“共 3 项 · 未完成 2 项”；截图由无头 Edge 真实渲染，示例数据经 ?demo=1 注入，正常打开页面为空列表</w:t>
+      </w:r>
+    </w:p>
+    <w:p>
+      <w:pPr>
+        <w:keepNext w:val="0"/>
+        <w:keepLines w:val="0"/>
+        <w:pageBreakBefore w:val="0"/>
+        <w:widowControl/>
+        <w:kinsoku/>
+        <w:wordWrap/>
+        <w:overflowPunct/>
+        <w:topLinePunct w:val="0"/>
+        <w:autoSpaceDE/>
+        <w:autoSpaceDN/>
+        <w:bidi w:val="0"/>
+        <w:adjustRightInd/>
+        <w:snapToGrid/>
+        <w:spacing w:after="0" w:line="240" w:lineRule="auto"/>
+        <w:jc w:val="center"/>
+        <w:textAlignment w:val="auto"/>
+        <w:rPr>
+          <w:rFonts w:hint="eastAsia" w:eastAsia="宋体"/>
+          <w:lang w:eastAsia="zh-CN"/>
+        </w:rPr>
+      </w:pPr>
+      <w:r>
+        <w:rPr>
+          <w:rFonts w:hint="eastAsia"/>
+        </w:rPr>
+        <w:drawing>
+          <wp:inline xmlns:a="http://schemas.openxmlformats.org/drawingml/2006/main" xmlns:pic="http://schemas.openxmlformats.org/drawingml/2006/picture">
+            <wp:extent cx="5220000" cy="2573460"/>
+            <wp:docPr id="2" name="Picture 2"/>
+            <wp:cNvGraphicFramePr>
+              <a:graphicFrameLocks noChangeAspect="1"/>
+            </wp:cNvGraphicFramePr>
+            <a:graphic>
+              <a:graphicData uri="http://schemas.openxmlformats.org/drawingml/2006/picture">
+                <pic:pic>
+                  <pic:nvPicPr>
+                    <pic:cNvPr id="0" name="02-desktop-todo.png"/>
+                    <pic:cNvPicPr/>
+                  </pic:nvPicPr>
+                  <pic:blipFill>
+                    <a:blip r:embed="rId10"/>
+                    <a:stretch>
+                      <a:fillRect/>
+                    </a:stretch>
+                  </pic:blipFill>
+                  <pic:spPr>
+                    <a:xfrm>
+                      <a:off x="0" y="0"/>
+                      <a:ext cx="5220000" cy="2573460"/>
+                    </a:xfrm>
+                    <a:prstGeom prst="rect"/>
+                  </pic:spPr>
+                </pic:pic>
+              </a:graphicData>
+            </a:graphic>
+          </wp:inline>
+        </w:drawing>
+      </w:r>
+    </w:p>
+    <w:p>
+      <w:pPr>
+        <w:keepNext w:val="0"/>
+        <w:keepLines w:val="0"/>
+        <w:pageBreakBefore w:val="0"/>
+        <w:widowControl/>
+        <w:kinsoku/>
+        <w:wordWrap/>
+        <w:overflowPunct/>
+        <w:topLinePunct w:val="0"/>
+        <w:autoSpaceDE/>
+        <w:autoSpaceDN/>
+        <w:bidi w:val="0"/>
+        <w:adjustRightInd/>
+        <w:snapToGrid/>
+        <w:spacing w:after="0" w:line="240" w:lineRule="auto"/>
+        <w:jc w:val="center"/>
+        <w:textAlignment w:val="auto"/>
+        <w:rPr>
+          <w:rFonts w:hint="eastAsia" w:eastAsia="宋体"/>
+          <w:lang w:eastAsia="zh-CN"/>
+        </w:rPr>
+      </w:pPr>
+      <w:r>
+        <w:rPr>
+          <w:rFonts w:hint="eastAsia"/>
+        </w:rPr>
+        <w:t xml:space="preserve">图 2　待办区块特写：输入行、三档筛选按钮、每条右侧的 × 删除按钮、底部计数与“清除已完成”</w:t>
+      </w:r>
+    </w:p>
+    <w:p>
+      <w:pPr>
+        <w:keepNext w:val="0"/>
+        <w:keepLines w:val="0"/>
+        <w:pageBreakBefore w:val="0"/>
+        <w:widowControl/>
+        <w:kinsoku/>
+        <w:wordWrap/>
+        <w:overflowPunct/>
+        <w:topLinePunct w:val="0"/>
+        <w:autoSpaceDE/>
+        <w:autoSpaceDN/>
+        <w:bidi w:val="0"/>
+        <w:adjustRightInd/>
+        <w:snapToGrid/>
+        <w:spacing w:after="0" w:line="240" w:lineRule="auto"/>
+        <w:jc w:val="center"/>
+        <w:textAlignment w:val="auto"/>
+        <w:rPr>
+          <w:rFonts w:hint="eastAsia" w:eastAsia="宋体"/>
+          <w:lang w:eastAsia="zh-CN"/>
+        </w:rPr>
+      </w:pPr>
+      <w:r>
+        <w:rPr>
+          <w:rFonts w:hint="eastAsia"/>
+        </w:rPr>
+        <w:drawing>
+          <wp:inline xmlns:a="http://schemas.openxmlformats.org/drawingml/2006/main" xmlns:pic="http://schemas.openxmlformats.org/drawingml/2006/picture">
+            <wp:extent cx="5220000" cy="2573460"/>
+            <wp:docPr id="1" name="Picture 1"/>
+            <wp:cNvGraphicFramePr>
+              <a:graphicFrameLocks noChangeAspect="1"/>
+            </wp:cNvGraphicFramePr>
+            <a:graphic>
+              <a:graphicData uri="http://schemas.openxmlformats.org/drawingml/2006/picture">
+                <pic:pic>
+                  <pic:nvPicPr>
+                    <pic:cNvPr id="0" name="03-desktop-filter-active.png"/>
+                    <pic:cNvPicPr/>
+                  </pic:nvPicPr>
+                  <pic:blipFill>
+                    <a:blip r:embed="rId9"/>
+                    <a:stretch>
+                      <a:fillRect/>
+                    </a:stretch>
+                  </pic:blipFill>
+                  <pic:spPr>
+                    <a:xfrm>
+                      <a:off x="0" y="0"/>
+                      <a:ext cx="5220000" cy="2573460"/>
+                    </a:xfrm>
+                    <a:prstGeom prst="rect"/>
+                  </pic:spPr>
+                </pic:pic>
+              </a:graphicData>
+            </a:graphic>
+          </wp:inline>
+        </w:drawing>
+      </w:r>
+    </w:p>
+    <w:p>
+      <w:pPr>
+        <w:keepNext w:val="0"/>
+        <w:keepLines w:val="0"/>
+        <w:pageBreakBefore w:val="0"/>
+        <w:widowControl/>
+        <w:kinsoku/>
+        <w:wordWrap/>
+        <w:overflowPunct/>
+        <w:topLinePunct w:val="0"/>
+        <w:autoSpaceDE/>
+        <w:autoSpaceDN/>
+        <w:bidi w:val="0"/>
+        <w:adjustRightInd/>
+        <w:snapToGrid/>
+        <w:spacing w:after="0" w:line="240" w:lineRule="auto"/>
+        <w:jc w:val="center"/>
+        <w:textAlignment w:val="auto"/>
+        <w:rPr>
+          <w:rFonts w:hint="eastAsia" w:eastAsia="宋体"/>
+          <w:lang w:eastAsia="zh-CN"/>
+        </w:rPr>
+      </w:pPr>
+      <w:r>
+        <w:rPr>
+          <w:rFonts w:hint="eastAsia"/>
+        </w:rPr>
+        <w:t xml:space="preserve">图 3　筛选“未完成”：已完成的那条不再出现在列表里，而计数行仍按 todos 显示“共 3 项 · 未完成 2 项”——筛选只影响渲染，不改动 todos 本身</w:t>
+      </w:r>
+    </w:p>
+    <w:p>
+      <w:pPr>
         <w:spacing w:after="40"/>
         <w:rPr>
           <w:rFonts w:hint="eastAsia"/>
@@ -2729,6 +3002,69 @@
           <w:sz w:val="19"/>
         </w:rPr>
         <w:t>（怎么验证的？控制台调用后看到了什么？）</w:t>
+      </w:r>
+    </w:p>
+    <w:p>
+      <w:pPr>
+        <w:keepNext/>
+        <w:spacing w:before="80" w:after="40" w:line="276" w:lineRule="auto"/>
+        <w:jc w:val="center"/>
+      </w:pPr>
+      <w:r>
+        <w:rPr>
+          <w:rFonts w:ascii="Calibri" w:hAnsi="Calibri" w:eastAsia="宋体"/>
+          <w:b/>
+          <w:i w:val="0"/>
+          <w:sz w:val="21"/>
+        </w:rPr>
+        <w:drawing>
+          <wp:inline xmlns:a="http://schemas.openxmlformats.org/drawingml/2006/main" xmlns:pic="http://schemas.openxmlformats.org/drawingml/2006/picture">
+            <wp:extent cx="3060000" cy="5691600"/>
+            <wp:docPr id="4" name="Picture 4"/>
+            <wp:cNvGraphicFramePr>
+              <a:graphicFrameLocks noChangeAspect="1"/>
+            </wp:cNvGraphicFramePr>
+            <a:graphic>
+              <a:graphicData uri="http://schemas.openxmlformats.org/drawingml/2006/picture">
+                <pic:pic>
+                  <pic:nvPicPr>
+                    <pic:cNvPr id="0" name="08-narrow-top.png"/>
+                    <pic:cNvPicPr/>
+                  </pic:nvPicPr>
+                  <pic:blipFill>
+                    <a:blip r:embed="rId12"/>
+                    <a:stretch>
+                      <a:fillRect/>
+                    </a:stretch>
+                  </pic:blipFill>
+                  <pic:spPr>
+                    <a:xfrm>
+                      <a:off x="0" y="0"/>
+                      <a:ext cx="3060000" cy="5691600"/>
+                    </a:xfrm>
+                    <a:prstGeom prst="rect"/>
+                  </pic:spPr>
+                </pic:pic>
+              </a:graphicData>
+            </a:graphic>
+          </wp:inline>
+        </w:drawing>
+      </w:r>
+    </w:p>
+    <w:p>
+      <w:pPr>
+        <w:keepNext/>
+        <w:spacing w:before="80" w:after="40" w:line="276" w:lineRule="auto"/>
+        <w:jc w:val="center"/>
+      </w:pPr>
+      <w:r>
+        <w:rPr>
+          <w:rFonts w:ascii="Calibri" w:hAnsi="Calibri" w:eastAsia="宋体"/>
+          <w:b/>
+          <w:i w:val="0"/>
+          <w:sz w:val="21"/>
+        </w:rPr>
+        <w:t xml:space="preserve">图 4　窄屏（约 490px 视口）下的同一页面：侧栏落到内容下方、技能卡片改为单列，待办区块的输入行与按钮仍不换行溢出——V2.0 的改动没有破坏第 5 周的响应式布局</w:t>
       </w:r>
     </w:p>
     <w:p>
